--- a/01-精益工具知识库/02-核心工具/09-防错PokaYoke.docx
+++ b/01-精益工具知识库/02-核心工具/09-防错PokaYoke.docx
@@ -934,7 +934,7 @@
           <w:i w:val="0"/>
           <w:sz w:val="22"/>
         </w:rPr>
-        <w:t>紧固件应用</w:t>
+        <w:t>产品应用：</w:t>
       </w:r>
       <w:r>
         <w:rPr>
@@ -943,7 +943,6 @@
           <w:i w:val="0"/>
           <w:sz w:val="22"/>
         </w:rPr>
-        <w:t>：</w:t>
       </w:r>
     </w:p>
     <w:p>
@@ -957,7 +956,7 @@
           <w:i w:val="0"/>
           <w:sz w:val="22"/>
         </w:rPr>
-        <w:t>钢丝直径检测：通过V型槽或环规检测钢丝直径是否在公差范围内</w:t>
+        <w:t>棒料直径检测：通过V型槽或环规检测棒料直径是否在公差范围内</w:t>
       </w:r>
     </w:p>
     <w:p>
@@ -971,7 +970,7 @@
           <w:i w:val="0"/>
           <w:sz w:val="22"/>
         </w:rPr>
-        <w:t>螺纹通止规：通规能通过、止规不能通过则为合格</w:t>
+        <w:t>量规：通规能通过、止规不能通过则为合格</w:t>
       </w:r>
     </w:p>
     <w:p>
@@ -1050,7 +1049,7 @@
           <w:i w:val="0"/>
           <w:sz w:val="22"/>
         </w:rPr>
-        <w:t>紧固件应用</w:t>
+        <w:t>产品应用：</w:t>
       </w:r>
       <w:r>
         <w:rPr>
@@ -1059,7 +1058,6 @@
           <w:i w:val="0"/>
           <w:sz w:val="22"/>
         </w:rPr>
-        <w:t>：</w:t>
       </w:r>
     </w:p>
     <w:p>
@@ -1073,7 +1071,7 @@
           <w:i w:val="0"/>
           <w:sz w:val="22"/>
         </w:rPr>
-        <w:t>包装数量计数：自动计数器确保每箱紧固件数量准确</w:t>
+        <w:t>包装数量计数：自动计数器确保每箱产品数量准确</w:t>
       </w:r>
     </w:p>
     <w:p>
@@ -1166,7 +1164,7 @@
           <w:i w:val="0"/>
           <w:sz w:val="22"/>
         </w:rPr>
-        <w:t>紧固件应用</w:t>
+        <w:t>产品应用：</w:t>
       </w:r>
       <w:r>
         <w:rPr>
@@ -1175,7 +1173,6 @@
           <w:i w:val="0"/>
           <w:sz w:val="22"/>
         </w:rPr>
-        <w:t>：</w:t>
       </w:r>
     </w:p>
     <w:p>
@@ -1189,7 +1186,7 @@
           <w:i w:val="0"/>
           <w:sz w:val="22"/>
         </w:rPr>
-        <w:t>工序联锁：冷镦→搓丝→热处理的工序间联锁，上一工序未完成则下一工序不启动</w:t>
+        <w:t>工序联锁：机加工→精加工→热处理的工序间联锁，上一工序未完成则下一工序不启动</w:t>
       </w:r>
     </w:p>
     <w:p>
@@ -1282,7 +1279,7 @@
           <w:i w:val="0"/>
           <w:sz w:val="22"/>
         </w:rPr>
-        <w:t>紧固件应用</w:t>
+        <w:t>产品应用：</w:t>
       </w:r>
       <w:r>
         <w:rPr>
@@ -1291,7 +1288,6 @@
           <w:i w:val="0"/>
           <w:sz w:val="22"/>
         </w:rPr>
-        <w:t>：</w:t>
       </w:r>
     </w:p>
     <w:p>
@@ -1568,7 +1564,7 @@
           <w:i w:val="0"/>
           <w:sz w:val="22"/>
         </w:rPr>
-        <w:t>螺纹通止规检测漏检 → 检测员疲劳 → 需要自动检测替代人工</w:t>
+        <w:t>量规检测漏检 → 检测员疲劳 → 需要自动检测替代人工</w:t>
       </w:r>
     </w:p>
     <w:p>
@@ -1745,7 +1741,9 @@
             <w:tcW w:type="dxa" w:w="2767"/>
           </w:tcPr>
           <w:p>
-            <w:r/>
+            <w:r>
+              <w:t>量规、限位挡块</w:t>
+            </w:r>
             <w:r>
               <w:rPr>
                 <w:rFonts w:ascii="SimSun" w:hAnsi="SimSun"/>
@@ -1753,7 +1751,6 @@
                 <w:i w:val="0"/>
                 <w:sz w:val="20"/>
               </w:rPr>
-              <w:t>通止规、限位挡块</w:t>
             </w:r>
           </w:p>
         </w:tc>
@@ -2964,7 +2961,7 @@
           <w:i w:val="0"/>
           <w:sz w:val="32"/>
         </w:rPr>
-        <w:t>紧固件行业具体应用案例</w:t>
+        <w:t>制造业具体应用案例</w:t>
       </w:r>
     </w:p>
     <w:p>
@@ -2978,7 +2975,7 @@
           <w:i w:val="0"/>
           <w:sz w:val="26"/>
         </w:rPr>
-        <w:t>案例一：冷镦工序的钢丝直径防错</w:t>
+        <w:t>案例一：机加工工序的棒料直径防错</w:t>
       </w:r>
     </w:p>
     <w:p>
@@ -2992,7 +2989,7 @@
           <w:i w:val="0"/>
           <w:sz w:val="22"/>
         </w:rPr>
-        <w:t>问题</w:t>
+        <w:t>问题：机加工车间使用直径 6.0mm-14.0mm 的多种规格棒料。操作者偶尔使用错误直径的棒料，导致机加工出的外形尺寸不合格，每批次约有 2-3% 的不良率。</w:t>
       </w:r>
       <w:r>
         <w:rPr>
@@ -3001,7 +2998,6 @@
           <w:i w:val="0"/>
           <w:sz w:val="22"/>
         </w:rPr>
-        <w:t>：冷镦车间使用直径 6.0mm-14.0mm 的多种规格钢丝。操作者偶尔使用错误直径的钢丝，导致冷镦出的头部尺寸不合格，每批次约有 2-3% 的不良率。</w:t>
       </w:r>
     </w:p>
     <w:p>
@@ -3056,7 +3052,7 @@
           <w:i w:val="0"/>
           <w:sz w:val="22"/>
         </w:rPr>
-        <w:t>钢丝放线架安装V型检测槽</w:t>
+        <w:t>棒料放线架安装V型检测槽：每个V型槽的宽度对应特定棒料直径，只有直径正确的棒料才能通过</w:t>
       </w:r>
       <w:r>
         <w:rPr>
@@ -3065,7 +3061,6 @@
           <w:i w:val="0"/>
           <w:sz w:val="22"/>
         </w:rPr>
-        <w:t>：每个V型槽的宽度对应特定钢丝直径，只有直径正确的钢丝才能通过</w:t>
       </w:r>
     </w:p>
     <w:p>
@@ -3079,7 +3074,7 @@
           <w:i w:val="0"/>
           <w:sz w:val="22"/>
         </w:rPr>
-        <w:t>颜色编码标签</w:t>
+        <w:t>颜色编码标签：每卷棒料的标签按规格颜色区分（某型号=蓝色，某型号=绿色，某型号=黄色，某型号=红色）</w:t>
       </w:r>
       <w:r>
         <w:rPr>
@@ -3088,7 +3083,6 @@
           <w:i w:val="0"/>
           <w:sz w:val="22"/>
         </w:rPr>
-        <w:t>：每卷钢丝的标签按规格颜色区分（M6=蓝色，M8=绿色，M10=黄色，M12=红色）</w:t>
       </w:r>
     </w:p>
     <w:p>
@@ -3102,7 +3096,7 @@
           <w:i w:val="0"/>
           <w:sz w:val="22"/>
         </w:rPr>
-        <w:t>首件自动检测</w:t>
+        <w:t>首件自动检测：机加工设备出料口安装激光测径仪，自动检测产品外形尺寸，超差自动停机</w:t>
       </w:r>
       <w:r>
         <w:rPr>
@@ -3111,7 +3105,6 @@
           <w:i w:val="0"/>
           <w:sz w:val="22"/>
         </w:rPr>
-        <w:t>：冷镦机出料口安装激光测径仪，自动检测产品头部尺寸，超差自动停机</w:t>
       </w:r>
     </w:p>
     <w:p>
@@ -3125,7 +3118,7 @@
           <w:i w:val="0"/>
           <w:sz w:val="22"/>
         </w:rPr>
-        <w:t>效果</w:t>
+        <w:t>效果：因棒料直径错误导致的不良率从 2.5% 降至 0.05%。</w:t>
       </w:r>
       <w:r>
         <w:rPr>
@@ -3134,7 +3127,6 @@
           <w:i w:val="0"/>
           <w:sz w:val="22"/>
         </w:rPr>
-        <w:t>：因钢丝直径错误导致的不良率从 2.5% 降至 0.05%。</w:t>
       </w:r>
     </w:p>
     <w:p>
@@ -3148,7 +3140,7 @@
           <w:i w:val="0"/>
           <w:sz w:val="26"/>
         </w:rPr>
-        <w:t>案例二：搓丝工序的螺纹检测防错</w:t>
+        <w:t>案例二：精加工工序的尺寸检测防错</w:t>
       </w:r>
     </w:p>
     <w:p>
@@ -3162,7 +3154,7 @@
           <w:i w:val="0"/>
           <w:sz w:val="22"/>
         </w:rPr>
-        <w:t>问题</w:t>
+        <w:t>问题：精加工工序后需要进行量规检测。人工检测存在漏检，每月约有 15-20 件不良品流入下工序。</w:t>
       </w:r>
       <w:r>
         <w:rPr>
@@ -3171,7 +3163,6 @@
           <w:i w:val="0"/>
           <w:sz w:val="22"/>
         </w:rPr>
-        <w:t>：搓丝工序后需要进行螺纹通止规检测。人工检测存在漏检，每月约有 15-20 件不良品流入下工序。</w:t>
       </w:r>
     </w:p>
     <w:p>
@@ -3226,7 +3217,7 @@
           <w:i w:val="0"/>
           <w:sz w:val="22"/>
         </w:rPr>
-        <w:t>在线通止规检测机</w:t>
+        <w:t>在线量规检测机：精加工后的产品自动通过量规检测工位</w:t>
       </w:r>
       <w:r>
         <w:rPr>
@@ -3235,7 +3226,6 @@
           <w:i w:val="0"/>
           <w:sz w:val="22"/>
         </w:rPr>
-        <w:t>：搓丝后的紧固件自动通过通止规检测工位</w:t>
       </w:r>
     </w:p>
     <w:p>
@@ -3258,7 +3248,7 @@
           <w:i w:val="0"/>
           <w:sz w:val="22"/>
         </w:rPr>
-        <w:t>：螺纹能顺利通过通规 → 进入下一步</w:t>
+        <w:t>：工件能顺利通过通规 → 进入下一步</w:t>
       </w:r>
     </w:p>
     <w:p>
@@ -3281,7 +3271,7 @@
           <w:i w:val="0"/>
           <w:sz w:val="22"/>
         </w:rPr>
-        <w:t>：螺纹不能通过止规 → 合格品；能通过止规 → 不良品自动分拣</w:t>
+        <w:t>：工件不能通过止规 → 合格品；能通过止规 → 不良品自动分拣</w:t>
       </w:r>
     </w:p>
     <w:p>
@@ -3327,7 +3317,7 @@
           <w:i w:val="0"/>
           <w:sz w:val="22"/>
         </w:rPr>
-        <w:t>：螺纹不良品流出率从每月 15-20 件降至零，实现100%在线检测。</w:t>
+        <w:t>：尺寸不良品流出率从每月 15-20 件降至零，实现100%在线检测。</w:t>
       </w:r>
     </w:p>
     <w:p>
@@ -3355,7 +3345,7 @@
           <w:i w:val="0"/>
           <w:sz w:val="22"/>
         </w:rPr>
-        <w:t>问题</w:t>
+        <w:t>问题：热处理炉温控制是产品质量的关键。偶尔因操作者设置错误或温控仪表故障，导致炉温偏离工艺要求，整批产品力学性能不合格。</w:t>
       </w:r>
       <w:r>
         <w:rPr>
@@ -3364,7 +3354,6 @@
           <w:i w:val="0"/>
           <w:sz w:val="22"/>
         </w:rPr>
-        <w:t>：热处理炉温控制是紧固件质量的关键。偶尔因操作者设置错误或温控仪表故障，导致炉温偏离工艺要求，整批产品力学性能不合格。</w:t>
       </w:r>
     </w:p>
     <w:p>
@@ -3548,7 +3537,7 @@
           <w:i w:val="0"/>
           <w:sz w:val="22"/>
         </w:rPr>
-        <w:t>问题</w:t>
+        <w:t>问题：产品按数量包装（如每箱500件、每箱1000件）。人工计数经常出现数量偏差，客户投诉数量不足。</w:t>
       </w:r>
       <w:r>
         <w:rPr>
@@ -3557,7 +3546,6 @@
           <w:i w:val="0"/>
           <w:sz w:val="22"/>
         </w:rPr>
-        <w:t>：紧固件按数量包装（如每箱500件、每箱1000件）。人工计数经常出现数量偏差，客户投诉数量不足。</w:t>
       </w:r>
     </w:p>
     <w:p>
